--- a/raw/교회-일정공유캘린더-종합기획서.docx
+++ b/raw/교회-일정공유캘린더-종합기획서.docx
@@ -87,7 +87,7 @@
           <w:sz w:val="20"/>
           <w:szCs w:val="20"/>
         </w:rPr>
-        <w:t xml:space="preserve">작성일: 2026-06-16</w:t>
+        <w:t xml:space="preserve">작성일: 2026-06-16 (v1.1 개정)</w:t>
       </w:r>
     </w:p>
     <w:p>
@@ -101,7 +101,7 @@
           <w:sz w:val="20"/>
           <w:szCs w:val="20"/>
         </w:rPr>
-        <w:t xml:space="preserve">버전: v1.0</w:t>
+        <w:t xml:space="preserve">버전: v1.1</w:t>
       </w:r>
     </w:p>
     <w:p>
@@ -115,7 +115,7 @@
           <w:sz w:val="20"/>
           <w:szCs w:val="20"/>
         </w:rPr>
-        <w:t xml:space="preserve">대상: 의사결정·보고</w:t>
+        <w:t xml:space="preserve">대상: 의사결정·보고 / 1차 적용: 대학부</w:t>
       </w:r>
     </w:p>
     <w:p>
@@ -125,7 +125,7 @@
     </w:p>
     <w:p>
       <w:pPr>
-        <w:spacing w:after="160"/>
+        <w:spacing w:after="120"/>
       </w:pPr>
       <w:r>
         <w:rPr>
@@ -138,25 +138,760 @@
         <w:t xml:space="preserve">목차</w:t>
       </w:r>
     </w:p>
-    <w:sdt>
-      <w:sdtPr>
-        <w:alias w:val="Table of Contents"/>
-      </w:sdtPr>
-      <w:sdtContent>
-        <w:p>
-          <w:r>
-            <w:fldChar w:fldCharType="begin" w:dirty="true"/>
-            <w:instrText xml:space="preserve">TOC \h \o "1-2"</w:instrText>
-            <w:fldChar w:fldCharType="separate"/>
-          </w:r>
-        </w:p>
-        <w:p>
-          <w:r>
-            <w:fldChar w:fldCharType="end"/>
-          </w:r>
-        </w:p>
-      </w:sdtContent>
-    </w:sdt>
+    <w:p>
+      <w:pPr>
+        <w:tabs>
+          <w:tab w:val="right" w:pos="9026" w:leader="dot"/>
+        </w:tabs>
+        <w:spacing w:after="34" w:line="256"/>
+        <w:ind w:left="0"/>
+      </w:pPr>
+      <w:r>
+        <w:rPr>
+          <w:b/>
+          <w:bCs/>
+          <w:color w:val="1F3864"/>
+          <w:sz w:val="22"/>
+          <w:szCs w:val="22"/>
+        </w:rPr>
+        <w:t xml:space="preserve">1. 프로젝트 개요</w:t>
+      </w:r>
+      <w:r>
+        <w:rPr>
+          <w:b/>
+          <w:bCs/>
+          <w:color w:val="1F3864"/>
+          <w:sz w:val="22"/>
+          <w:szCs w:val="22"/>
+        </w:rPr>
+        <w:t xml:space="preserve">	3</w:t>
+      </w:r>
+    </w:p>
+    <w:p>
+      <w:pPr>
+        <w:tabs>
+          <w:tab w:val="right" w:pos="9026" w:leader="dot"/>
+        </w:tabs>
+        <w:spacing w:after="16" w:line="256"/>
+        <w:ind w:left="360"/>
+      </w:pPr>
+      <w:r>
+        <w:rPr>
+          <w:b w:val="false"/>
+          <w:bCs w:val="false"/>
+          <w:color w:val="404040"/>
+          <w:sz w:val="21"/>
+          <w:szCs w:val="21"/>
+        </w:rPr>
+        <w:t xml:space="preserve">1.1 배경</w:t>
+      </w:r>
+      <w:r>
+        <w:rPr>
+          <w:b w:val="false"/>
+          <w:bCs w:val="false"/>
+          <w:color w:val="404040"/>
+          <w:sz w:val="21"/>
+          <w:szCs w:val="21"/>
+        </w:rPr>
+        <w:t xml:space="preserve">	3</w:t>
+      </w:r>
+    </w:p>
+    <w:p>
+      <w:pPr>
+        <w:tabs>
+          <w:tab w:val="right" w:pos="9026" w:leader="dot"/>
+        </w:tabs>
+        <w:spacing w:after="16" w:line="256"/>
+        <w:ind w:left="360"/>
+      </w:pPr>
+      <w:r>
+        <w:rPr>
+          <w:b w:val="false"/>
+          <w:bCs w:val="false"/>
+          <w:color w:val="404040"/>
+          <w:sz w:val="21"/>
+          <w:szCs w:val="21"/>
+        </w:rPr>
+        <w:t xml:space="preserve">1.2 목적</w:t>
+      </w:r>
+      <w:r>
+        <w:rPr>
+          <w:b w:val="false"/>
+          <w:bCs w:val="false"/>
+          <w:color w:val="404040"/>
+          <w:sz w:val="21"/>
+          <w:szCs w:val="21"/>
+        </w:rPr>
+        <w:t xml:space="preserve">	3</w:t>
+      </w:r>
+    </w:p>
+    <w:p>
+      <w:pPr>
+        <w:tabs>
+          <w:tab w:val="right" w:pos="9026" w:leader="dot"/>
+        </w:tabs>
+        <w:spacing w:after="16" w:line="256"/>
+        <w:ind w:left="360"/>
+      </w:pPr>
+      <w:r>
+        <w:rPr>
+          <w:b w:val="false"/>
+          <w:bCs w:val="false"/>
+          <w:color w:val="404040"/>
+          <w:sz w:val="21"/>
+          <w:szCs w:val="21"/>
+        </w:rPr>
+        <w:t xml:space="preserve">1.3 목표 (성공 기준)</w:t>
+      </w:r>
+      <w:r>
+        <w:rPr>
+          <w:b w:val="false"/>
+          <w:bCs w:val="false"/>
+          <w:color w:val="404040"/>
+          <w:sz w:val="21"/>
+          <w:szCs w:val="21"/>
+        </w:rPr>
+        <w:t xml:space="preserve">	3</w:t>
+      </w:r>
+    </w:p>
+    <w:p>
+      <w:pPr>
+        <w:tabs>
+          <w:tab w:val="right" w:pos="9026" w:leader="dot"/>
+        </w:tabs>
+        <w:spacing w:after="16" w:line="256"/>
+        <w:ind w:left="360"/>
+      </w:pPr>
+      <w:r>
+        <w:rPr>
+          <w:b w:val="false"/>
+          <w:bCs w:val="false"/>
+          <w:color w:val="404040"/>
+          <w:sz w:val="21"/>
+          <w:szCs w:val="21"/>
+        </w:rPr>
+        <w:t xml:space="preserve">1.4 대상 범위 및 단계적 적용</w:t>
+      </w:r>
+      <w:r>
+        <w:rPr>
+          <w:b w:val="false"/>
+          <w:bCs w:val="false"/>
+          <w:color w:val="404040"/>
+          <w:sz w:val="21"/>
+          <w:szCs w:val="21"/>
+        </w:rPr>
+        <w:t xml:space="preserve">	4</w:t>
+      </w:r>
+    </w:p>
+    <w:p>
+      <w:pPr>
+        <w:tabs>
+          <w:tab w:val="right" w:pos="9026" w:leader="dot"/>
+        </w:tabs>
+        <w:spacing w:after="34" w:line="256"/>
+        <w:ind w:left="0"/>
+      </w:pPr>
+      <w:r>
+        <w:rPr>
+          <w:b/>
+          <w:bCs/>
+          <w:color w:val="1F3864"/>
+          <w:sz w:val="22"/>
+          <w:szCs w:val="22"/>
+        </w:rPr>
+        <w:t xml:space="preserve">2. 문제 정의 및 핵심 가치</w:t>
+      </w:r>
+      <w:r>
+        <w:rPr>
+          <w:b/>
+          <w:bCs/>
+          <w:color w:val="1F3864"/>
+          <w:sz w:val="22"/>
+          <w:szCs w:val="22"/>
+        </w:rPr>
+        <w:t xml:space="preserve">	4</w:t>
+      </w:r>
+    </w:p>
+    <w:p>
+      <w:pPr>
+        <w:tabs>
+          <w:tab w:val="right" w:pos="9026" w:leader="dot"/>
+        </w:tabs>
+        <w:spacing w:after="16" w:line="256"/>
+        <w:ind w:left="360"/>
+      </w:pPr>
+      <w:r>
+        <w:rPr>
+          <w:b w:val="false"/>
+          <w:bCs w:val="false"/>
+          <w:color w:val="404040"/>
+          <w:sz w:val="21"/>
+          <w:szCs w:val="21"/>
+        </w:rPr>
+        <w:t xml:space="preserve">2.1 해결하려는 문제</w:t>
+      </w:r>
+      <w:r>
+        <w:rPr>
+          <w:b w:val="false"/>
+          <w:bCs w:val="false"/>
+          <w:color w:val="404040"/>
+          <w:sz w:val="21"/>
+          <w:szCs w:val="21"/>
+        </w:rPr>
+        <w:t xml:space="preserve">	4</w:t>
+      </w:r>
+    </w:p>
+    <w:p>
+      <w:pPr>
+        <w:tabs>
+          <w:tab w:val="right" w:pos="9026" w:leader="dot"/>
+        </w:tabs>
+        <w:spacing w:after="16" w:line="256"/>
+        <w:ind w:left="360"/>
+      </w:pPr>
+      <w:r>
+        <w:rPr>
+          <w:b w:val="false"/>
+          <w:bCs w:val="false"/>
+          <w:color w:val="404040"/>
+          <w:sz w:val="21"/>
+          <w:szCs w:val="21"/>
+        </w:rPr>
+        <w:t xml:space="preserve">2.2 핵심 가치 제안</w:t>
+      </w:r>
+      <w:r>
+        <w:rPr>
+          <w:b w:val="false"/>
+          <w:bCs w:val="false"/>
+          <w:color w:val="404040"/>
+          <w:sz w:val="21"/>
+          <w:szCs w:val="21"/>
+        </w:rPr>
+        <w:t xml:space="preserve">	4</w:t>
+      </w:r>
+    </w:p>
+    <w:p>
+      <w:pPr>
+        <w:tabs>
+          <w:tab w:val="right" w:pos="9026" w:leader="dot"/>
+        </w:tabs>
+        <w:spacing w:after="34" w:line="256"/>
+        <w:ind w:left="0"/>
+      </w:pPr>
+      <w:r>
+        <w:rPr>
+          <w:b/>
+          <w:bCs/>
+          <w:color w:val="1F3864"/>
+          <w:sz w:val="22"/>
+          <w:szCs w:val="22"/>
+        </w:rPr>
+        <w:t xml:space="preserve">3. 사용자 및 역할 정의</w:t>
+      </w:r>
+      <w:r>
+        <w:rPr>
+          <w:b/>
+          <w:bCs/>
+          <w:color w:val="1F3864"/>
+          <w:sz w:val="22"/>
+          <w:szCs w:val="22"/>
+        </w:rPr>
+        <w:t xml:space="preserve">	4</w:t>
+      </w:r>
+    </w:p>
+    <w:p>
+      <w:pPr>
+        <w:tabs>
+          <w:tab w:val="right" w:pos="9026" w:leader="dot"/>
+        </w:tabs>
+        <w:spacing w:after="16" w:line="256"/>
+        <w:ind w:left="360"/>
+      </w:pPr>
+      <w:r>
+        <w:rPr>
+          <w:b w:val="false"/>
+          <w:bCs w:val="false"/>
+          <w:color w:val="404040"/>
+          <w:sz w:val="21"/>
+          <w:szCs w:val="21"/>
+        </w:rPr>
+        <w:t xml:space="preserve">3.1 사용자 유형</w:t>
+      </w:r>
+      <w:r>
+        <w:rPr>
+          <w:b w:val="false"/>
+          <w:bCs w:val="false"/>
+          <w:color w:val="404040"/>
+          <w:sz w:val="21"/>
+          <w:szCs w:val="21"/>
+        </w:rPr>
+        <w:t xml:space="preserve">	4</w:t>
+      </w:r>
+    </w:p>
+    <w:p>
+      <w:pPr>
+        <w:tabs>
+          <w:tab w:val="right" w:pos="9026" w:leader="dot"/>
+        </w:tabs>
+        <w:spacing w:after="16" w:line="256"/>
+        <w:ind w:left="360"/>
+      </w:pPr>
+      <w:r>
+        <w:rPr>
+          <w:b w:val="false"/>
+          <w:bCs w:val="false"/>
+          <w:color w:val="404040"/>
+          <w:sz w:val="21"/>
+          <w:szCs w:val="21"/>
+        </w:rPr>
+        <w:t xml:space="preserve">3.2 대표 시나리오</w:t>
+      </w:r>
+      <w:r>
+        <w:rPr>
+          <w:b w:val="false"/>
+          <w:bCs w:val="false"/>
+          <w:color w:val="404040"/>
+          <w:sz w:val="21"/>
+          <w:szCs w:val="21"/>
+        </w:rPr>
+        <w:t xml:space="preserve">	5</w:t>
+      </w:r>
+    </w:p>
+    <w:p>
+      <w:pPr>
+        <w:tabs>
+          <w:tab w:val="right" w:pos="9026" w:leader="dot"/>
+        </w:tabs>
+        <w:spacing w:after="34" w:line="256"/>
+        <w:ind w:left="0"/>
+      </w:pPr>
+      <w:r>
+        <w:rPr>
+          <w:b/>
+          <w:bCs/>
+          <w:color w:val="1F3864"/>
+          <w:sz w:val="22"/>
+          <w:szCs w:val="22"/>
+        </w:rPr>
+        <w:t xml:space="preserve">4. 핵심 기능 요약</w:t>
+      </w:r>
+      <w:r>
+        <w:rPr>
+          <w:b/>
+          <w:bCs/>
+          <w:color w:val="1F3864"/>
+          <w:sz w:val="22"/>
+          <w:szCs w:val="22"/>
+        </w:rPr>
+        <w:t xml:space="preserve">	5</w:t>
+      </w:r>
+    </w:p>
+    <w:p>
+      <w:pPr>
+        <w:tabs>
+          <w:tab w:val="right" w:pos="9026" w:leader="dot"/>
+        </w:tabs>
+        <w:spacing w:after="16" w:line="256"/>
+        <w:ind w:left="360"/>
+      </w:pPr>
+      <w:r>
+        <w:rPr>
+          <w:b w:val="false"/>
+          <w:bCs w:val="false"/>
+          <w:color w:val="404040"/>
+          <w:sz w:val="21"/>
+          <w:szCs w:val="21"/>
+        </w:rPr>
+        <w:t xml:space="preserve">4.1 기능 목록</w:t>
+      </w:r>
+      <w:r>
+        <w:rPr>
+          <w:b w:val="false"/>
+          <w:bCs w:val="false"/>
+          <w:color w:val="404040"/>
+          <w:sz w:val="21"/>
+          <w:szCs w:val="21"/>
+        </w:rPr>
+        <w:t xml:space="preserve">	5</w:t>
+      </w:r>
+    </w:p>
+    <w:p>
+      <w:pPr>
+        <w:tabs>
+          <w:tab w:val="right" w:pos="9026" w:leader="dot"/>
+        </w:tabs>
+        <w:spacing w:after="34" w:line="256"/>
+        <w:ind w:left="0"/>
+      </w:pPr>
+      <w:r>
+        <w:rPr>
+          <w:b/>
+          <w:bCs/>
+          <w:color w:val="1F3864"/>
+          <w:sz w:val="22"/>
+          <w:szCs w:val="22"/>
+        </w:rPr>
+        <w:t xml:space="preserve">5. 권한 및 카테고리 구조 (개념)</w:t>
+      </w:r>
+      <w:r>
+        <w:rPr>
+          <w:b/>
+          <w:bCs/>
+          <w:color w:val="1F3864"/>
+          <w:sz w:val="22"/>
+          <w:szCs w:val="22"/>
+        </w:rPr>
+        <w:t xml:space="preserve">	6</w:t>
+      </w:r>
+    </w:p>
+    <w:p>
+      <w:pPr>
+        <w:tabs>
+          <w:tab w:val="right" w:pos="9026" w:leader="dot"/>
+        </w:tabs>
+        <w:spacing w:after="16" w:line="256"/>
+        <w:ind w:left="360"/>
+      </w:pPr>
+      <w:r>
+        <w:rPr>
+          <w:b w:val="false"/>
+          <w:bCs w:val="false"/>
+          <w:color w:val="404040"/>
+          <w:sz w:val="21"/>
+          <w:szCs w:val="21"/>
+        </w:rPr>
+        <w:t xml:space="preserve">5.1 기본 개념</w:t>
+      </w:r>
+      <w:r>
+        <w:rPr>
+          <w:b w:val="false"/>
+          <w:bCs w:val="false"/>
+          <w:color w:val="404040"/>
+          <w:sz w:val="21"/>
+          <w:szCs w:val="21"/>
+        </w:rPr>
+        <w:t xml:space="preserve">	6</w:t>
+      </w:r>
+    </w:p>
+    <w:p>
+      <w:pPr>
+        <w:tabs>
+          <w:tab w:val="right" w:pos="9026" w:leader="dot"/>
+        </w:tabs>
+        <w:spacing w:after="16" w:line="256"/>
+        <w:ind w:left="360"/>
+      </w:pPr>
+      <w:r>
+        <w:rPr>
+          <w:b w:val="false"/>
+          <w:bCs w:val="false"/>
+          <w:color w:val="404040"/>
+          <w:sz w:val="21"/>
+          <w:szCs w:val="21"/>
+        </w:rPr>
+        <w:t xml:space="preserve">5.2 카테고리 구조</w:t>
+      </w:r>
+      <w:r>
+        <w:rPr>
+          <w:b w:val="false"/>
+          <w:bCs w:val="false"/>
+          <w:color w:val="404040"/>
+          <w:sz w:val="21"/>
+          <w:szCs w:val="21"/>
+        </w:rPr>
+        <w:t xml:space="preserve">	6</w:t>
+      </w:r>
+    </w:p>
+    <w:p>
+      <w:pPr>
+        <w:tabs>
+          <w:tab w:val="right" w:pos="9026" w:leader="dot"/>
+        </w:tabs>
+        <w:spacing w:after="16" w:line="256"/>
+        <w:ind w:left="360"/>
+      </w:pPr>
+      <w:r>
+        <w:rPr>
+          <w:b w:val="false"/>
+          <w:bCs w:val="false"/>
+          <w:color w:val="404040"/>
+          <w:sz w:val="21"/>
+          <w:szCs w:val="21"/>
+        </w:rPr>
+        <w:t xml:space="preserve">5.3 가시성 규칙</w:t>
+      </w:r>
+      <w:r>
+        <w:rPr>
+          <w:b w:val="false"/>
+          <w:bCs w:val="false"/>
+          <w:color w:val="404040"/>
+          <w:sz w:val="21"/>
+          <w:szCs w:val="21"/>
+        </w:rPr>
+        <w:t xml:space="preserve">	6</w:t>
+      </w:r>
+    </w:p>
+    <w:p>
+      <w:pPr>
+        <w:tabs>
+          <w:tab w:val="right" w:pos="9026" w:leader="dot"/>
+        </w:tabs>
+        <w:spacing w:after="34" w:line="256"/>
+        <w:ind w:left="0"/>
+      </w:pPr>
+      <w:r>
+        <w:rPr>
+          <w:b/>
+          <w:bCs/>
+          <w:color w:val="1F3864"/>
+          <w:sz w:val="22"/>
+          <w:szCs w:val="22"/>
+        </w:rPr>
+        <w:t xml:space="preserve">6. 시스템 구성 개요</w:t>
+      </w:r>
+      <w:r>
+        <w:rPr>
+          <w:b/>
+          <w:bCs/>
+          <w:color w:val="1F3864"/>
+          <w:sz w:val="22"/>
+          <w:szCs w:val="22"/>
+        </w:rPr>
+        <w:t xml:space="preserve">	7</w:t>
+      </w:r>
+    </w:p>
+    <w:p>
+      <w:pPr>
+        <w:tabs>
+          <w:tab w:val="right" w:pos="9026" w:leader="dot"/>
+        </w:tabs>
+        <w:spacing w:after="16" w:line="256"/>
+        <w:ind w:left="360"/>
+      </w:pPr>
+      <w:r>
+        <w:rPr>
+          <w:b w:val="false"/>
+          <w:bCs w:val="false"/>
+          <w:color w:val="404040"/>
+          <w:sz w:val="21"/>
+          <w:szCs w:val="21"/>
+        </w:rPr>
+        <w:t xml:space="preserve">6.1 영혼관리시스템 연동(향후) 대비</w:t>
+      </w:r>
+      <w:r>
+        <w:rPr>
+          <w:b w:val="false"/>
+          <w:bCs w:val="false"/>
+          <w:color w:val="404040"/>
+          <w:sz w:val="21"/>
+          <w:szCs w:val="21"/>
+        </w:rPr>
+        <w:t xml:space="preserve">	7</w:t>
+      </w:r>
+    </w:p>
+    <w:p>
+      <w:pPr>
+        <w:tabs>
+          <w:tab w:val="right" w:pos="9026" w:leader="dot"/>
+        </w:tabs>
+        <w:spacing w:after="34" w:line="256"/>
+        <w:ind w:left="0"/>
+      </w:pPr>
+      <w:r>
+        <w:rPr>
+          <w:b/>
+          <w:bCs/>
+          <w:color w:val="1F3864"/>
+          <w:sz w:val="22"/>
+          <w:szCs w:val="22"/>
+        </w:rPr>
+        <w:t xml:space="preserve">7. 확장 로드맵</w:t>
+      </w:r>
+      <w:r>
+        <w:rPr>
+          <w:b/>
+          <w:bCs/>
+          <w:color w:val="1F3864"/>
+          <w:sz w:val="22"/>
+          <w:szCs w:val="22"/>
+        </w:rPr>
+        <w:t xml:space="preserve">	7</w:t>
+      </w:r>
+    </w:p>
+    <w:p>
+      <w:pPr>
+        <w:tabs>
+          <w:tab w:val="right" w:pos="9026" w:leader="dot"/>
+        </w:tabs>
+        <w:spacing w:after="34" w:line="256"/>
+        <w:ind w:left="0"/>
+      </w:pPr>
+      <w:r>
+        <w:rPr>
+          <w:b/>
+          <w:bCs/>
+          <w:color w:val="1F3864"/>
+          <w:sz w:val="22"/>
+          <w:szCs w:val="22"/>
+        </w:rPr>
+        <w:t xml:space="preserve">8. 기술 스택 (요약)</w:t>
+      </w:r>
+      <w:r>
+        <w:rPr>
+          <w:b/>
+          <w:bCs/>
+          <w:color w:val="1F3864"/>
+          <w:sz w:val="22"/>
+          <w:szCs w:val="22"/>
+        </w:rPr>
+        <w:t xml:space="preserve">	8</w:t>
+      </w:r>
+    </w:p>
+    <w:p>
+      <w:pPr>
+        <w:tabs>
+          <w:tab w:val="right" w:pos="9026" w:leader="dot"/>
+        </w:tabs>
+        <w:spacing w:after="34" w:line="256"/>
+        <w:ind w:left="0"/>
+      </w:pPr>
+      <w:r>
+        <w:rPr>
+          <w:b/>
+          <w:bCs/>
+          <w:color w:val="1F3864"/>
+          <w:sz w:val="22"/>
+          <w:szCs w:val="22"/>
+        </w:rPr>
+        <w:t xml:space="preserve">9. 추진 일정 (개략)</w:t>
+      </w:r>
+      <w:r>
+        <w:rPr>
+          <w:b/>
+          <w:bCs/>
+          <w:color w:val="1F3864"/>
+          <w:sz w:val="22"/>
+          <w:szCs w:val="22"/>
+        </w:rPr>
+        <w:t xml:space="preserve">	8</w:t>
+      </w:r>
+    </w:p>
+    <w:p>
+      <w:pPr>
+        <w:tabs>
+          <w:tab w:val="right" w:pos="9026" w:leader="dot"/>
+        </w:tabs>
+        <w:spacing w:after="34" w:line="256"/>
+        <w:ind w:left="0"/>
+      </w:pPr>
+      <w:r>
+        <w:rPr>
+          <w:b/>
+          <w:bCs/>
+          <w:color w:val="1F3864"/>
+          <w:sz w:val="22"/>
+          <w:szCs w:val="22"/>
+        </w:rPr>
+        <w:t xml:space="preserve">10. 기대 효과 및 리스크</w:t>
+      </w:r>
+      <w:r>
+        <w:rPr>
+          <w:b/>
+          <w:bCs/>
+          <w:color w:val="1F3864"/>
+          <w:sz w:val="22"/>
+          <w:szCs w:val="22"/>
+        </w:rPr>
+        <w:t xml:space="preserve">	9</w:t>
+      </w:r>
+    </w:p>
+    <w:p>
+      <w:pPr>
+        <w:tabs>
+          <w:tab w:val="right" w:pos="9026" w:leader="dot"/>
+        </w:tabs>
+        <w:spacing w:after="16" w:line="256"/>
+        <w:ind w:left="360"/>
+      </w:pPr>
+      <w:r>
+        <w:rPr>
+          <w:b w:val="false"/>
+          <w:bCs w:val="false"/>
+          <w:color w:val="404040"/>
+          <w:sz w:val="21"/>
+          <w:szCs w:val="21"/>
+        </w:rPr>
+        <w:t xml:space="preserve">10.1 기대 효과</w:t>
+      </w:r>
+      <w:r>
+        <w:rPr>
+          <w:b w:val="false"/>
+          <w:bCs w:val="false"/>
+          <w:color w:val="404040"/>
+          <w:sz w:val="21"/>
+          <w:szCs w:val="21"/>
+        </w:rPr>
+        <w:t xml:space="preserve">	9</w:t>
+      </w:r>
+    </w:p>
+    <w:p>
+      <w:pPr>
+        <w:tabs>
+          <w:tab w:val="right" w:pos="9026" w:leader="dot"/>
+        </w:tabs>
+        <w:spacing w:after="16" w:line="256"/>
+        <w:ind w:left="360"/>
+      </w:pPr>
+      <w:r>
+        <w:rPr>
+          <w:b w:val="false"/>
+          <w:bCs w:val="false"/>
+          <w:color w:val="404040"/>
+          <w:sz w:val="21"/>
+          <w:szCs w:val="21"/>
+        </w:rPr>
+        <w:t xml:space="preserve">10.2 리스크 및 대응</w:t>
+      </w:r>
+      <w:r>
+        <w:rPr>
+          <w:b w:val="false"/>
+          <w:bCs w:val="false"/>
+          <w:color w:val="404040"/>
+          <w:sz w:val="21"/>
+          <w:szCs w:val="21"/>
+        </w:rPr>
+        <w:t xml:space="preserve">	9</w:t>
+      </w:r>
+    </w:p>
+    <w:p>
+      <w:pPr>
+        <w:tabs>
+          <w:tab w:val="right" w:pos="9026" w:leader="dot"/>
+        </w:tabs>
+        <w:spacing w:after="16" w:line="256"/>
+        <w:ind w:left="360"/>
+      </w:pPr>
+      <w:r>
+        <w:rPr>
+          <w:b w:val="false"/>
+          <w:bCs w:val="false"/>
+          <w:color w:val="404040"/>
+          <w:sz w:val="21"/>
+          <w:szCs w:val="21"/>
+        </w:rPr>
+        <w:t xml:space="preserve">10.3 개인정보 관련 참고</w:t>
+      </w:r>
+      <w:r>
+        <w:rPr>
+          <w:b w:val="false"/>
+          <w:bCs w:val="false"/>
+          <w:color w:val="404040"/>
+          <w:sz w:val="21"/>
+          <w:szCs w:val="21"/>
+        </w:rPr>
+        <w:t xml:space="preserve">	9</w:t>
+      </w:r>
+    </w:p>
     <w:p>
       <w:r>
         <w:br w:type="page"/>
@@ -183,7 +918,15 @@
         <w:spacing w:after="120" w:line="300"/>
       </w:pPr>
       <w:r>
-        <w:t xml:space="preserve">교회 내 다양한 부서·팀·소그룹(예배팀, 청년부, 찬양팀, 교구, 양육반 등)이 각자 일정을 운영하고 있으나, 일정이 단체 메신저·종이 주보·구두 전달 등 분산된 채널로 공유되어 누락과 중복, 장소 충돌이 반복되고 있다. 소속에 따라 보아야 할 일정이 다른데도 모든 일정이 한데 섞여 전달되어, 정작 본인과 관련된 일정을 찾기 어렵다는 문제가 있다.</w:t>
+        <w:t xml:space="preserve">교회 내 다양한 그룹(목양기관, 봉사기관, 교역자 등)이 각자 일정을 운영하고 있으나, 일정이 여러 개의 카카오톡 단체방(카톡방)에 흩어져 공유되어 누락과 중복, 장소 충돌이 반복되고 있다. 소속에 따라 보아야 할 일정이 다른데도 모든 일정이 한데 섞여 전달되어, 정작 본인과 관련된 일정을 찾기 어렵다는 문제가 있다.</w:t>
+      </w:r>
+    </w:p>
+    <w:p>
+      <w:pPr>
+        <w:spacing w:after="120" w:line="300"/>
+      </w:pPr>
+      <w:r>
+        <w:t xml:space="preserve">특히 여러 카톡방에 일정이 분산되다 보니, 정작 공지를 받아야 할 일정을 받지 못하거나 너무 늦게 전달받아 참여·준비에 차질이 생기는 경우가 잦다.</w:t>
       </w:r>
     </w:p>
     <w:p>
@@ -251,7 +994,20 @@
         <w:spacing w:after="60" w:line="290"/>
       </w:pPr>
       <w:r>
-        <w:t xml:space="preserve">향후 ERP(인력관리 제외)와 모바일 앱으로 확장 가능한 기반을 갖춘다.</w:t>
+        <w:t xml:space="preserve">모바일 앱으로 확장해, 일정이 등록·변경될 때 사용자에게 알림(푸시)을 제공한다.</w:t>
+      </w:r>
+    </w:p>
+    <w:p>
+      <w:pPr>
+        <w:pStyle w:val="ListParagraph"/>
+        <w:numPr>
+          <w:ilvl w:val="0"/>
+          <w:numId w:val="2"/>
+        </w:numPr>
+        <w:spacing w:after="60" w:line="290"/>
+      </w:pPr>
+      <w:r>
+        <w:t xml:space="preserve">향후 모바일 앱과 ERP(인력·재정/회계 제외)로 확장 가능한 기반을 갖춘다.</w:t>
       </w:r>
     </w:p>
     <w:p>
@@ -604,6 +1360,37 @@
     </w:tbl>
     <w:p>
       <w:pPr>
+        <w:pStyle w:val="Heading2"/>
+      </w:pPr>
+      <w:r>
+        <w:t xml:space="preserve">1.4 대상 범위 및 단계적 적용</w:t>
+      </w:r>
+    </w:p>
+    <w:p>
+      <w:pPr>
+        <w:spacing w:after="120" w:line="300"/>
+      </w:pPr>
+      <w:r>
+        <w:t xml:space="preserve">이 프로젝트는 우선 대학부를 대상으로 구축·운영하며, 운영하면서 안정성과 가용성을 검증한다. 이후 가용성에 따라 교회 전체로 확장하는 것을 목표로 한다.</w:t>
+      </w:r>
+    </w:p>
+    <w:p>
+      <w:pPr>
+        <w:spacing w:after="120" w:line="300"/>
+      </w:pPr>
+      <w:r>
+        <w:rPr>
+          <w:b/>
+          <w:bCs/>
+        </w:rPr>
+        <w:t xml:space="preserve">즉, 1차 적용 범위는 “대학부”이며, </w:t>
+      </w:r>
+      <w:r>
+        <w:t xml:space="preserve">검증 후 교회 전체(다양한 목양기관·봉사기관·교역자 등)로 점진 확장한다.</w:t>
+      </w:r>
+    </w:p>
+    <w:p>
+      <w:pPr>
         <w:pStyle w:val="Heading1"/>
       </w:pPr>
       <w:r>
@@ -667,7 +1454,7 @@
         <w:spacing w:after="60" w:line="290"/>
       </w:pPr>
       <w:r>
-        <w:t xml:space="preserve">자원 충돌: 같은 시간·장소(본당, 교육관 등) 중복 예약이 잦다.</w:t>
+        <w:t xml:space="preserve">자원 충돌: 같은 시간·장소(센터, 예수홀 등) 중복 예약이 잦다.</w:t>
       </w:r>
     </w:p>
     <w:p>
@@ -707,6 +1494,21 @@
       </w:pPr>
       <w:r>
         <w:t xml:space="preserve">3.1 사용자 유형</w:t>
+      </w:r>
+    </w:p>
+    <w:p>
+      <w:pPr>
+        <w:spacing w:after="120" w:line="300"/>
+      </w:pPr>
+      <w:r>
+        <w:rPr>
+          <w:b/>
+          <w:bCs/>
+        </w:rPr>
+        <w:t xml:space="preserve">핵심: 역할은 카테고리별로 부여된다. </w:t>
+      </w:r>
+      <w:r>
+        <w:t xml:space="preserve">한 사람이 A 카테고리에서는 일반 사용자이면서, B 카테고리에서는 관리자일 수 있다. 아래 “일반 사용자 / 카테고리 관리자”는 특정 카테고리 안에서의 역할이고, “전체 관리자 / 최고 관리자”는 시스템 전반의 역할이다.</w:t>
       </w:r>
     </w:p>
     <w:tbl>
@@ -895,7 +1697,7 @@
                 <w:sz w:val="20"/>
                 <w:szCs w:val="20"/>
               </w:rPr>
-              <w:t xml:space="preserve">교인. 본인이 속한 카테고리의 일정을 조회</w:t>
+              <w:t xml:space="preserve">해당 카테고리 안에서 일정을 조회하는 교인</w:t>
             </w:r>
           </w:p>
         </w:tc>
@@ -1002,7 +1804,7 @@
                 <w:sz w:val="20"/>
                 <w:szCs w:val="20"/>
               </w:rPr>
-              <w:t xml:space="preserve">특정 팀/그룹의 담당자(부장, 팀장 등)</w:t>
+              <w:t xml:space="preserve">해당 카테고리(대학부·찬양팀 등)의 담당 사역자·리더</w:t>
             </w:r>
           </w:p>
         </w:tc>
@@ -1033,7 +1835,7 @@
                 <w:sz w:val="20"/>
                 <w:szCs w:val="20"/>
               </w:rPr>
-              <w:t xml:space="preserve">담당 카테고리의 일정 등록·수정·삭제, 구성원 관리</w:t>
+              <w:t xml:space="preserve">담당 카테고리의 일정 등록·수정·삭제, 해당 카테고리의 일반 사용자 등록·관리</w:t>
             </w:r>
           </w:p>
         </w:tc>
@@ -1109,7 +1911,7 @@
                 <w:sz w:val="20"/>
                 <w:szCs w:val="20"/>
               </w:rPr>
-              <w:t xml:space="preserve">교회 행정/운영 담당자</w:t>
+              <w:t xml:space="preserve">교역자 등 교회 운영 담당자</w:t>
             </w:r>
           </w:p>
         </w:tc>
@@ -1275,10 +2077,10 @@
           <w:b/>
           <w:bCs/>
         </w:rPr>
-        <w:t xml:space="preserve">청년부 간사(카테고리 관리자): </w:t>
-      </w:r>
-      <w:r>
-        <w:t xml:space="preserve">“청년부” 카테고리에 금요 모임 일정을 등록하면, 청년부에 속한 교인들의 캘린더에 자동으로 표시된다.</w:t>
+        <w:t xml:space="preserve">대학부 사역자(카테고리 관리자): </w:t>
+      </w:r>
+      <w:r>
+        <w:t xml:space="preserve">“대학부” 카테고리에 금요 모임 일정을 등록하면, 대학부에 속한 교인들의 캘린더에 자동으로 표시된다.</w:t>
       </w:r>
     </w:p>
     <w:p>
@@ -1298,7 +2100,7 @@
         <w:t xml:space="preserve">교인(일반 사용자): </w:t>
       </w:r>
       <w:r>
-        <w:t xml:space="preserve">로그인하면 본인이 속한 “청년부 + 찬양팀 + 전체 공지” 일정이 하나의 캘린더에 색상별로 보인다.</w:t>
+        <w:t xml:space="preserve">로그인하면 본인이 속한 “대학부 + 찬양팀 + 전체 공지” 일정이 하나의 캘린더에 색상별로 보인다.</w:t>
       </w:r>
     </w:p>
     <w:p>
@@ -1315,7 +2117,7 @@
           <w:b/>
           <w:bCs/>
         </w:rPr>
-        <w:t xml:space="preserve">교회 행정담당(전체 관리자): </w:t>
+        <w:t xml:space="preserve">교역자(전체 관리자): </w:t>
       </w:r>
       <w:r>
         <w:t xml:space="preserve">부활절 연합예배를 “전체 공지”로 등록하고, 새 소그룹 카테고리를 만들어 관리자를 지정한다.</w:t>
@@ -1891,7 +2693,7 @@
                 <w:sz w:val="20"/>
                 <w:szCs w:val="20"/>
               </w:rPr>
-              <w:t xml:space="preserve">역할 부여, 카테고리별 관리자 지정 화면</w:t>
+              <w:t xml:space="preserve">카테고리별 역할 부여(같은 사람도 카테고리마다 권한 다름), 카테고리 관리자 지정</w:t>
             </w:r>
           </w:p>
         </w:tc>
@@ -2234,7 +3036,22 @@
         <w:spacing w:after="120" w:line="300"/>
       </w:pPr>
       <w:r>
-        <w:t xml:space="preserve">권한 체계는 두 축으로 구성된다. (1) 무엇을 할 수 있는가를 정의하는 “역할(Role)”, (2) 어디에 적용되는가를 정의하는 “카테고리 소속(Membership)”이다. 두 축의 조합으로 “이 사용자가 어떤 카테고리의 일정을, 어디까지(조회/편집) 다룰 수 있는가”가 결정된다.</w:t>
+        <w:t xml:space="preserve">권한은 “카테고리 단위로” 부여된다. 즉 사용자는 카테고리마다 별도의 역할(일반 사용자 또는 관리자)을 가질 수 있다. 예를 들어 같은 사람이 “대학부”에서는 일반 사용자이지만 “찬양팀”에서는 관리자일 수 있다.</w:t>
+      </w:r>
+    </w:p>
+    <w:p>
+      <w:pPr>
+        <w:spacing w:after="120" w:line="300"/>
+      </w:pPr>
+      <w:r>
+        <w:rPr>
+          <w:b/>
+          <w:bCs/>
+        </w:rPr>
+        <w:t xml:space="preserve">권한 부여 주체: </w:t>
+      </w:r>
+      <w:r>
+        <w:t xml:space="preserve">전체 관리자는 모든 카테고리에 대해 모든 권한을 부여할 수 있다. 카테고리 관리자는 자신이 관리하는 카테고리에 한해 그 카테고리의 일반 사용자를 등록·관리할 수 있다.</w:t>
       </w:r>
     </w:p>
     <w:p>
@@ -2255,7 +3072,7 @@
         <w:spacing w:after="60" w:line="290"/>
       </w:pPr>
       <w:r>
-        <w:t xml:space="preserve">카테고리는 팀/그룹 단위이며, 상·하위 구조(예: 청년부 &gt; 청년1팀)를 가질 수 있다.</w:t>
+        <w:t xml:space="preserve">카테고리는 팀/그룹 단위이며, 상·하위 구조(예: 대학부 &gt; 대학1부)를 가질 수 있다.</w:t>
       </w:r>
     </w:p>
     <w:p>
@@ -2937,6 +3754,37 @@
         </w:tc>
       </w:tr>
     </w:tbl>
+    <w:p>
+      <w:pPr>
+        <w:pStyle w:val="Heading2"/>
+      </w:pPr>
+      <w:r>
+        <w:t xml:space="preserve">6.1 영혼관리시스템 연동(향후) 대비</w:t>
+      </w:r>
+    </w:p>
+    <w:p>
+      <w:pPr>
+        <w:spacing w:after="120" w:line="300"/>
+      </w:pPr>
+      <w:r>
+        <w:t xml:space="preserve">추후 교회의 영혼관리시스템과 연동할 수 있도록, 회원가입·등록 시 개인을 식별할 수 있는 기본정보(예: 이름, 생년월일, 연락처 등)를 함께 수집한다. 당장은 이 정보를 캘린더 내부에서만 사용하고, 향후 영혼관리시스템이 준비되면 이 식별 정보를 기준으로 양쪽 데이터를 매핑하는 방식으로 연동한다.</w:t>
+      </w:r>
+    </w:p>
+    <w:p>
+      <w:pPr>
+        <w:spacing w:after="120" w:line="300"/>
+      </w:pPr>
+      <w:r>
+        <w:rPr>
+          <w:b/>
+          <w:bCs/>
+        </w:rPr>
+        <w:t xml:space="preserve">권한 부여 정책: </w:t>
+      </w:r>
+      <w:r>
+        <w:t xml:space="preserve">전체 관리자는 모든 카테고리에 대해 모든 권한을 부여할 수 있고, 카테고리 관리자는 자신이 관리하는 카테고리의 일반 사용자를 등록할 수 있다.</w:t>
+      </w:r>
+    </w:p>
     <w:p>
       <w:pPr>
         <w:spacing w:after="120" w:line="300"/>
@@ -3198,7 +4046,7 @@
                 <w:sz w:val="20"/>
                 <w:szCs w:val="20"/>
               </w:rPr>
-              <w:t xml:space="preserve">Phase 1.5</w:t>
+              <w:t xml:space="preserve">Phase 2</w:t>
             </w:r>
           </w:p>
         </w:tc>
@@ -3229,7 +4077,7 @@
                 <w:sz w:val="20"/>
                 <w:szCs w:val="20"/>
               </w:rPr>
-              <w:t xml:space="preserve">알림·편의</w:t>
+              <w:t xml:space="preserve">모바일 앱</w:t>
             </w:r>
           </w:p>
         </w:tc>
@@ -3260,7 +4108,7 @@
                 <w:sz w:val="20"/>
                 <w:szCs w:val="20"/>
               </w:rPr>
-              <w:t xml:space="preserve">앱 내/이메일 알림, 반복 일정, 검색·필터 고도화</w:t>
+              <w:t xml:space="preserve">동일 API 기반 iOS/Android 앱, 일정 등록·변경 시 푸시 알림</w:t>
             </w:r>
           </w:p>
         </w:tc>
@@ -3293,7 +4141,7 @@
                 <w:sz w:val="20"/>
                 <w:szCs w:val="20"/>
               </w:rPr>
-              <w:t xml:space="preserve">Phase 2</w:t>
+              <w:t xml:space="preserve">Phase 2.5</w:t>
             </w:r>
           </w:p>
         </w:tc>
@@ -3324,19 +4172,7 @@
                 <w:sz w:val="20"/>
                 <w:szCs w:val="20"/>
               </w:rPr>
-              <w:t xml:space="preserve">ERP 확장</w:t>
-            </w:r>
-          </w:p>
-          <w:p>
-            <w:pPr>
-              <w:spacing w:line="276"/>
-            </w:pPr>
-            <w:r>
-              <w:rPr>
-                <w:sz w:val="20"/>
-                <w:szCs w:val="20"/>
-              </w:rPr>
-              <w:t xml:space="preserve">(인력관리 제외)</w:t>
+              <w:t xml:space="preserve">알림·편의</w:t>
             </w:r>
           </w:p>
         </w:tc>
@@ -3367,7 +4203,7 @@
                 <w:sz w:val="20"/>
                 <w:szCs w:val="20"/>
               </w:rPr>
-              <w:t xml:space="preserve">재정/회계, 자산·자원(장소·물품) 예약, 출석·통계, 문서 관리</w:t>
+              <w:t xml:space="preserve">앱 내/이메일 알림, 반복 일정, 검색·필터 고도화</w:t>
             </w:r>
           </w:p>
         </w:tc>
@@ -3431,7 +4267,19 @@
                 <w:sz w:val="20"/>
                 <w:szCs w:val="20"/>
               </w:rPr>
-              <w:t xml:space="preserve">모바일 앱</w:t>
+              <w:t xml:space="preserve">ERP 확장</w:t>
+            </w:r>
+          </w:p>
+          <w:p>
+            <w:pPr>
+              <w:spacing w:line="276"/>
+            </w:pPr>
+            <w:r>
+              <w:rPr>
+                <w:sz w:val="20"/>
+                <w:szCs w:val="20"/>
+              </w:rPr>
+              <w:t xml:space="preserve">(인력·재정/회계 제외)</w:t>
             </w:r>
           </w:p>
         </w:tc>
@@ -3462,7 +4310,7 @@
                 <w:sz w:val="20"/>
                 <w:szCs w:val="20"/>
               </w:rPr>
-              <w:t xml:space="preserve">동일 API 기반 iOS/Android 앱, 푸시 알림, 위젯</w:t>
+              <w:t xml:space="preserve">자산·자원(장소·물품) 예약, 출석·통계, 문서 관리</w:t>
             </w:r>
           </w:p>
         </w:tc>
@@ -3473,7 +4321,15 @@
         <w:spacing w:after="120" w:line="300"/>
       </w:pPr>
       <w:r>
-        <w:t xml:space="preserve">확장성을 위해 1차부터 인증·권한·사용자·카테고리를 “공통 모듈”로 분리해 설계한다. ERP·모바일은 이 공통 모듈 위에 기능 모듈을 추가하는 방식이므로, 캘린더 기능을 다시 작성할 필요가 없다.</w:t>
+        <w:t xml:space="preserve">순서상 모바일 앱(Phase 2)을 알림·편의(Phase 2.5)보다 먼저 진행한다. 이는 일정 등록·변경 시 알림(푸시)을 받는 모바일 사용 경험을 우선 확보하기 위함이다.</w:t>
+      </w:r>
+    </w:p>
+    <w:p>
+      <w:pPr>
+        <w:spacing w:after="120" w:line="300"/>
+      </w:pPr>
+      <w:r>
+        <w:t xml:space="preserve">확장성을 위해 1차부터 인증·권한·사용자·카테고리를 “공통 모듈”로 분리해 설계한다. 모바일·ERP는 이 공통 모듈 위에 기능 모듈을 추가하는 방식이므로, 캘린더 기능을 다시 작성할 필요가 없다.</w:t>
       </w:r>
     </w:p>
     <w:p>
@@ -4085,6 +4941,21 @@
     </w:p>
     <w:p>
       <w:pPr>
+        <w:spacing w:after="120" w:line="300"/>
+      </w:pPr>
+      <w:r>
+        <w:rPr>
+          <w:b/>
+          <w:bCs/>
+        </w:rPr>
+        <w:t xml:space="preserve">※ 위 기술 스택은 제안이며, 팀 협의 후 변경될 수 있다. </w:t>
+      </w:r>
+      <w:r>
+        <w:t xml:space="preserve">개발팀 구성원의 역량·선호와 운영 환경에 따라 최종 확정한다.</w:t>
+      </w:r>
+    </w:p>
+    <w:p>
+      <w:pPr>
         <w:pStyle w:val="Heading1"/>
       </w:pPr>
       <w:r>
@@ -4581,7 +5452,7 @@
                 <w:sz w:val="20"/>
                 <w:szCs w:val="20"/>
               </w:rPr>
-              <w:t xml:space="preserve">알림 고도화 후 Phase 2(ERP) 기획 착수</w:t>
+              <w:t xml:space="preserve">대학부 운영 검증 후 모바일 앱(Phase 2) 기획 착수</w:t>
             </w:r>
           </w:p>
         </w:tc>
@@ -4782,7 +5653,7 @@
                 <w:sz w:val="20"/>
                 <w:szCs w:val="20"/>
               </w:rPr>
-              <w:t xml:space="preserve">고령 사용자 접근성</w:t>
+              <w:t xml:space="preserve">관리자 운영 부담</w:t>
             </w:r>
           </w:p>
         </w:tc>
@@ -4813,7 +5684,7 @@
                 <w:sz w:val="20"/>
                 <w:szCs w:val="20"/>
               </w:rPr>
-              <w:t xml:space="preserve">쉬운 UI, 큰 글씨 모드, 카카오/구글 간편 로그인 검토</w:t>
+              <w:t xml:space="preserve">역할 분산(카테고리 관리자), 직관적 등록 화면, 가이드 제공</w:t>
             </w:r>
           </w:p>
         </w:tc>
@@ -4846,7 +5717,7 @@
                 <w:sz w:val="20"/>
                 <w:szCs w:val="20"/>
               </w:rPr>
-              <w:t xml:space="preserve">관리자 운영 부담</w:t>
+              <w:t xml:space="preserve">개인정보 보호</w:t>
             </w:r>
           </w:p>
         </w:tc>
@@ -4877,7 +5748,7 @@
                 <w:sz w:val="20"/>
                 <w:szCs w:val="20"/>
               </w:rPr>
-              <w:t xml:space="preserve">역할 분산(카테고리 관리자), 직관적 등록 화면, 가이드 제공</w:t>
+              <w:t xml:space="preserve">최소 수집 원칙, 접근 권한 통제, 감사 로그, 백업 정책</w:t>
             </w:r>
           </w:p>
         </w:tc>
@@ -4910,7 +5781,7 @@
                 <w:sz w:val="20"/>
                 <w:szCs w:val="20"/>
               </w:rPr>
-              <w:t xml:space="preserve">개인정보 보호</w:t>
+              <w:t xml:space="preserve">확장 시 재작업</w:t>
             </w:r>
           </w:p>
         </w:tc>
@@ -4924,70 +5795,6 @@
               <w:right w:val="single" w:color="BFBFBF" w:sz="1"/>
             </w:tcBorders>
             <w:shd w:fill="FFFFFF" w:val="clear"/>
-            <w:tcMar>
-              <w:top w:type="dxa" w:w="70"/>
-              <w:left w:type="dxa" w:w="120"/>
-              <w:bottom w:type="dxa" w:w="70"/>
-              <w:right w:type="dxa" w:w="120"/>
-            </w:tcMar>
-            <w:vAlign w:val="center"/>
-          </w:tcPr>
-          <w:p>
-            <w:pPr>
-              <w:spacing w:line="276"/>
-            </w:pPr>
-            <w:r>
-              <w:rPr>
-                <w:sz w:val="20"/>
-                <w:szCs w:val="20"/>
-              </w:rPr>
-              <w:t xml:space="preserve">최소 수집 원칙, 접근 권한 통제, 감사 로그, 백업 정책</w:t>
-            </w:r>
-          </w:p>
-        </w:tc>
-      </w:tr>
-      <w:tr>
-        <w:tc>
-          <w:tcPr>
-            <w:tcW w:type="dxa" w:w="3000"/>
-            <w:tcBorders>
-              <w:top w:val="single" w:color="BFBFBF" w:sz="1"/>
-              <w:left w:val="single" w:color="BFBFBF" w:sz="1"/>
-              <w:bottom w:val="single" w:color="BFBFBF" w:sz="1"/>
-              <w:right w:val="single" w:color="BFBFBF" w:sz="1"/>
-            </w:tcBorders>
-            <w:shd w:fill="EDF2FB" w:val="clear"/>
-            <w:tcMar>
-              <w:top w:type="dxa" w:w="70"/>
-              <w:left w:type="dxa" w:w="120"/>
-              <w:bottom w:type="dxa" w:w="70"/>
-              <w:right w:type="dxa" w:w="120"/>
-            </w:tcMar>
-            <w:vAlign w:val="center"/>
-          </w:tcPr>
-          <w:p>
-            <w:pPr>
-              <w:spacing w:line="276"/>
-            </w:pPr>
-            <w:r>
-              <w:rPr>
-                <w:sz w:val="20"/>
-                <w:szCs w:val="20"/>
-              </w:rPr>
-              <w:t xml:space="preserve">확장 시 재작업</w:t>
-            </w:r>
-          </w:p>
-        </w:tc>
-        <w:tc>
-          <w:tcPr>
-            <w:tcW w:type="dxa" w:w="6026"/>
-            <w:tcBorders>
-              <w:top w:val="single" w:color="BFBFBF" w:sz="1"/>
-              <w:left w:val="single" w:color="BFBFBF" w:sz="1"/>
-              <w:bottom w:val="single" w:color="BFBFBF" w:sz="1"/>
-              <w:right w:val="single" w:color="BFBFBF" w:sz="1"/>
-            </w:tcBorders>
-            <w:shd w:fill="EDF2FB" w:val="clear"/>
             <w:tcMar>
               <w:top w:type="dxa" w:w="70"/>
               <w:left w:type="dxa" w:w="120"/>
